--- a/history.docx
+++ b/history.docx
@@ -1030,7 +1030,78 @@
       </w:r>
       <w:proofErr w:type="spellEnd"/>
       <w:r>
-        <w:t xml:space="preserve">  tablue)</w:t>
+        <w:t xml:space="preserve">  </w:t>
+      </w:r>
+      <w:proofErr w:type="spellStart"/>
+      <w:r>
+        <w:t>tablue</w:t>
+      </w:r>
+      <w:proofErr w:type="spellEnd"/>
+      <w:r>
+        <w:t>)</w:t>
+      </w:r>
+    </w:p>
+    <w:p>
+      <w:hyperlink r:id="rId56" w:history="1">
+        <w:r>
+          <w:rPr>
+            <w:rStyle w:val="Hyperlink"/>
+          </w:rPr>
+          <w:t>https://github.com/crewAIInc/crewAI-examples</w:t>
+        </w:r>
+      </w:hyperlink>
+      <w:r>
+        <w:t xml:space="preserve"> (</w:t>
+      </w:r>
+      <w:proofErr w:type="spellStart"/>
+      <w:r>
+        <w:t>crewai</w:t>
+      </w:r>
+      <w:proofErr w:type="spellEnd"/>
+      <w:r>
+        <w:t xml:space="preserve"> examples </w:t>
+      </w:r>
+      <w:proofErr w:type="spellStart"/>
+      <w:r>
+        <w:t>github</w:t>
+      </w:r>
+      <w:proofErr w:type="spellEnd"/>
+      <w:r>
+        <w:t>)</w:t>
+      </w:r>
+    </w:p>
+    <w:p>
+      <w:hyperlink r:id="rId57" w:history="1">
+        <w:r>
+          <w:rPr>
+            <w:rStyle w:val="Hyperlink"/>
+          </w:rPr>
+          <w:t>https://www.youtube.com/shorts/P5dUeO-CSms</w:t>
+        </w:r>
+      </w:hyperlink>
+      <w:r>
+        <w:t xml:space="preserve"> (Book Publish)</w:t>
+      </w:r>
+    </w:p>
+    <w:p>
+      <w:hyperlink r:id="rId58" w:history="1">
+        <w:r>
+          <w:rPr>
+            <w:rStyle w:val="Hyperlink"/>
+          </w:rPr>
+          <w:t>https://github.com/alejandro-ao/crewai-crash-course</w:t>
+        </w:r>
+      </w:hyperlink>
+      <w:r>
+        <w:t xml:space="preserve"> (</w:t>
+      </w:r>
+      <w:proofErr w:type="spellStart"/>
+      <w:r>
+        <w:t>Crewai</w:t>
+      </w:r>
+      <w:proofErr w:type="spellEnd"/>
+      <w:r>
+        <w:t xml:space="preserve"> Crash course)</w:t>
       </w:r>
       <w:bookmarkStart w:id="0" w:name="_GoBack"/>
       <w:bookmarkEnd w:id="0"/>
